--- a/docs/guides/dispatchers/CLAUDE_CODE.docx
+++ b/docs/guides/dispatchers/CLAUDE_CODE.docx
@@ -7,36 +7,60 @@
         <w:pStyle w:val="Title"/>
       </w:pPr>
       <w:r>
-        <w:t xml:space="preserve">Herald — CLAUDE_CODE</w:t>
-      </w:r>
-    </w:p>
-    <w:sdt>
-      <w:sdtPr>
-        <w:docPartObj>
-          <w:docPartGallery w:val="Table of Contents"/>
-          <w:docPartUnique/>
-        </w:docPartObj>
-      </w:sdtPr>
-      <w:sdtContent>
-        <w:p>
-          <w:pPr>
-            <w:pStyle w:val="TOCHeading"/>
-          </w:pPr>
-          <w:r>
-            <w:t xml:space="preserve">Table of Contents</w:t>
-          </w:r>
-        </w:p>
-        <w:p>
-          <w:r>
-            <w:fldChar w:fldCharType="begin" w:dirty="true"/>
-            <w:instrText xml:space="preserve">TOC \o "1-3" \h \z \u</w:instrText>
-            <w:fldChar w:fldCharType="separate"/>
-            <w:fldChar w:fldCharType="end"/>
-          </w:r>
-        </w:p>
-      </w:sdtContent>
-    </w:sdt>
-    <w:bookmarkStart w:id="24" w:name="Xd9268b454de84af1c20824bab9d5db8132253c9"/>
+        <w:t xml:space="preserve">Herald</w:t>
+      </w:r>
+    </w:p>
+    <w:p>
+      <w:pPr>
+        <w:pStyle w:val="FirstParagraph"/>
+      </w:pPr>
+      <w:r>
+        <w:drawing>
+          <wp:inline>
+            <wp:extent cx="1625600" cy="1625600"/>
+            <wp:effectExtent b="0" l="0" r="0" t="0"/>
+            <wp:docPr descr="Herald" title="" id="10" name="Picture"/>
+            <a:graphic>
+              <a:graphicData uri="http://schemas.openxmlformats.org/drawingml/2006/picture">
+                <pic:pic>
+                  <pic:nvPicPr>
+                    <pic:cNvPr descr="../../../assets/logo/herald_logo_square_128.png" id="11" name="Picture"/>
+                    <pic:cNvPicPr>
+                      <a:picLocks noChangeArrowheads="1" noChangeAspect="1"/>
+                    </pic:cNvPicPr>
+                  </pic:nvPicPr>
+                  <pic:blipFill>
+                    <a:blip r:embed="rId9"/>
+                    <a:stretch>
+                      <a:fillRect/>
+                    </a:stretch>
+                  </pic:blipFill>
+                  <pic:spPr bwMode="auto">
+                    <a:xfrm>
+                      <a:off x="0" y="0"/>
+                      <a:ext cx="1625600" cy="1625600"/>
+                    </a:xfrm>
+                    <a:prstGeom prst="rect">
+                      <a:avLst/>
+                    </a:prstGeom>
+                    <a:noFill/>
+                    <a:ln w="9525">
+                      <a:noFill/>
+                      <a:headEnd/>
+                      <a:tailEnd/>
+                    </a:ln>
+                  </pic:spPr>
+                </pic:pic>
+              </a:graphicData>
+            </a:graphic>
+          </wp:inline>
+        </w:drawing>
+      </w:r>
+      <w:r>
+        <w:t xml:space="preserve">{width=96px height=96px}</w:t>
+      </w:r>
+    </w:p>
+    <w:bookmarkStart w:id="27" w:name="Xfe66d2769410a2e39ca6fc652a322ea68d3fb14"/>
     <w:p>
       <w:pPr>
         <w:pStyle w:val="Heading1"/>
@@ -48,8 +72,7 @@
     <w:tbl>
       <w:tblPr>
         <w:tblStyle w:val="Table"/>
-        <w:tblW w:type="pct" w:w="5000"/>
-        <w:tblLayout w:type="fixed"/>
+        <w:tblW w:type="auto" w:w="0"/>
         <w:tblLook w:firstRow="1" w:lastRow="0" w:firstColumn="0" w:lastColumn="0" w:noHBand="0" w:noVBand="0" w:val="0020"/>
       </w:tblPr>
       <w:tblGrid>
@@ -285,7 +308,7 @@
         <w:pStyle w:val="BodyText"/>
       </w:pPr>
       <w:r>
-        <w:t xml:space="preserve">The Claude Code dispatcher is Herald’s LLM/agent dispatch surface. It takes an inbound message + context, invokes</w:t>
+        <w:t xml:space="preserve">The Claude Code dispatcher is Herald's LLM/agent dispatch surface. It takes an inbound message + context, invokes</w:t>
       </w:r>
       <w:r>
         <w:t xml:space="preserve"> </w:t>
@@ -338,7 +361,7 @@
         <w:t xml:space="preserve">This guide explains how to set up Claude Code so Herald can dispatch to it.</w:t>
       </w:r>
     </w:p>
-    <w:bookmarkStart w:id="9" w:name="table-of-contents"/>
+    <w:bookmarkStart w:id="12" w:name="table-of-contents"/>
     <w:p>
       <w:pPr>
         <w:pStyle w:val="Heading2"/>
@@ -517,8 +540,8 @@
         </w:r>
       </w:hyperlink>
     </w:p>
-    <w:bookmarkEnd w:id="9"/>
-    <w:bookmarkStart w:id="10" w:name="pre-requisites"/>
+    <w:bookmarkEnd w:id="12"/>
+    <w:bookmarkStart w:id="13" w:name="pre-requisites"/>
     <w:p>
       <w:pPr>
         <w:pStyle w:val="Heading2"/>
@@ -587,8 +610,8 @@
         <w:t xml:space="preserve">For E18 part B (persistence): container runtime (podman or docker) available.</w:t>
       </w:r>
     </w:p>
-    <w:bookmarkEnd w:id="10"/>
-    <w:bookmarkStart w:id="11" w:name="step-1-install-claude-code"/>
+    <w:bookmarkEnd w:id="13"/>
+    <w:bookmarkStart w:id="14" w:name="step-1--install-claude-code"/>
     <w:p>
       <w:pPr>
         <w:pStyle w:val="Heading2"/>
@@ -602,7 +625,7 @@
         <w:pStyle w:val="FirstParagraph"/>
       </w:pPr>
       <w:r>
-        <w:t xml:space="preserve">Follow Anthropic’s official Claude Code install guide. Quick verification:</w:t>
+        <w:t xml:space="preserve">Follow Anthropic's official Claude Code install guide. Quick verification:</w:t>
       </w:r>
     </w:p>
     <w:p>
@@ -686,7 +709,7 @@
         <w:t xml:space="preserve"> </w:t>
       </w:r>
       <w:r>
-        <w:t xml:space="preserve">(e.g. you installed to a non-standard location), set</w:t>
+        <w:t xml:space="preserve">(e.g. you installed to a non-standard location), set</w:t>
       </w:r>
       <w:r>
         <w:t xml:space="preserve"> </w:t>
@@ -739,8 +762,8 @@
         <w:t xml:space="preserve">/Users/you/.local/bin/claude</w:t>
       </w:r>
     </w:p>
-    <w:bookmarkEnd w:id="11"/>
-    <w:bookmarkStart w:id="12" w:name="step-2-choose-a-project-name"/>
+    <w:bookmarkEnd w:id="14"/>
+    <w:bookmarkStart w:id="15" w:name="step-2--choose-a-project-name"/>
     <w:p>
       <w:pPr>
         <w:pStyle w:val="Heading2"/>
@@ -820,7 +843,10 @@
         <w:pStyle w:val="FirstParagraph"/>
       </w:pPr>
       <w:r>
-        <w:t xml:space="preserve">For a consuming project (e.g. </w:t>
+        <w:t xml:space="preserve">For a consuming project (e.g.</w:t>
+      </w:r>
+      <w:r>
+        <w:t xml:space="preserve"> </w:t>
       </w:r>
       <w:r>
         <w:rPr>
@@ -887,8 +913,8 @@
         <w:t xml:space="preserve">.</w:t>
       </w:r>
     </w:p>
-    <w:bookmarkEnd w:id="12"/>
-    <w:bookmarkStart w:id="15" w:name="X28032ed5a9fc114eac79573cc9fb37c6c179878"/>
+    <w:bookmarkEnd w:id="15"/>
+    <w:bookmarkStart w:id="18" w:name="X6341273093b8ab447d965b092419ae144346f30"/>
     <w:p>
       <w:pPr>
         <w:pStyle w:val="Heading2"/>
@@ -918,7 +944,7 @@
         <w:t xml:space="preserve"> </w:t>
       </w:r>
       <w:r>
-        <w:t xml:space="preserve">identified by UUIDs. Herald’s</w:t>
+        <w:t xml:space="preserve">identified by UUIDs. Herald's</w:t>
       </w:r>
       <w:r>
         <w:t xml:space="preserve"> </w:t>
@@ -936,7 +962,7 @@
         <w:t xml:space="preserve">(per spec §33.2) finds or creates the right session automatically — OR you can pre-create one.</w:t>
       </w:r>
     </w:p>
-    <w:bookmarkStart w:id="13" w:name="path-a-auto-bootstrap-recommended"/>
+    <w:bookmarkStart w:id="16" w:name="path-a--auto-bootstrap-recommended"/>
     <w:p>
       <w:pPr>
         <w:pStyle w:val="Heading3"/>
@@ -973,7 +999,7 @@
         <w:pStyle w:val="BodyText"/>
       </w:pPr>
       <w:r>
-        <w:t xml:space="preserve">When Herald’s Dispatch is invoked the first time:</w:t>
+        <w:t xml:space="preserve">When Herald's Dispatch is invoked the first time:</w:t>
       </w:r>
     </w:p>
     <w:p>
@@ -1095,8 +1121,8 @@
         <w:t xml:space="preserve">This is the §33.2-canonical path. Persistent state lives in the anchor file; the file is per-project and per-workdir.</w:t>
       </w:r>
     </w:p>
-    <w:bookmarkEnd w:id="13"/>
-    <w:bookmarkStart w:id="14" w:name="path-b-pre-create-a-session-manually"/>
+    <w:bookmarkEnd w:id="16"/>
+    <w:bookmarkStart w:id="17" w:name="path-b--pre-create-a-session-manually"/>
     <w:p>
       <w:pPr>
         <w:pStyle w:val="Heading3"/>
@@ -1244,7 +1270,7 @@
         </w:numPr>
       </w:pPr>
       <w:r>
-        <w:t xml:space="preserve">Herald’s</w:t>
+        <w:t xml:space="preserve">Herald's</w:t>
       </w:r>
       <w:r>
         <w:t xml:space="preserve"> </w:t>
@@ -1262,9 +1288,9 @@
         <w:t xml:space="preserve">honors this env var if set — it skips the auto-bootstrap and uses your provided UUID directly.</w:t>
       </w:r>
     </w:p>
-    <w:bookmarkEnd w:id="14"/>
-    <w:bookmarkEnd w:id="15"/>
-    <w:bookmarkStart w:id="17" w:name="step-4-provide-credentials-to-herald"/>
+    <w:bookmarkEnd w:id="17"/>
+    <w:bookmarkEnd w:id="18"/>
+    <w:bookmarkStart w:id="20" w:name="step-4--provide-credentials-to-herald"/>
     <w:p>
       <w:pPr>
         <w:pStyle w:val="Heading2"/>
@@ -1459,7 +1485,7 @@
       <w:r>
         <w:t xml:space="preserve"> </w:t>
       </w:r>
-      <w:hyperlink r:id="rId16">
+      <w:hyperlink r:id="rId19">
         <w:r>
           <w:rPr>
             <w:rStyle w:val="VerbatimChar"/>
@@ -1471,16 +1497,7 @@
         <w:t xml:space="preserve"> </w:t>
       </w:r>
       <w:r>
-        <w:t xml:space="preserve">§</w:t>
-      </w:r>
-      <w:r>
-        <w:t xml:space="preserve">“Setting credentials in .env”</w:t>
-      </w:r>
-      <w:r>
-        <w:t xml:space="preserve"> </w:t>
-      </w:r>
-      <w:r>
-        <w:t xml:space="preserve">— these env vars do NOT contain secrets (the</w:t>
+        <w:t xml:space="preserve">§"Setting credentials in .env" — these env vars do NOT contain secrets (the</w:t>
       </w:r>
       <w:r>
         <w:t xml:space="preserve"> </w:t>
@@ -1510,8 +1527,8 @@
         <w:t xml:space="preserve">. For consistency, follow the same pattern as Telegram credentials.</w:t>
       </w:r>
     </w:p>
-    <w:bookmarkEnd w:id="17"/>
-    <w:bookmarkStart w:id="18" w:name="step-5-verify-dispatch-e18-part-a"/>
+    <w:bookmarkEnd w:id="20"/>
+    <w:bookmarkStart w:id="21" w:name="step-5--verify-dispatch-e18-part-a"/>
     <w:p>
       <w:pPr>
         <w:pStyle w:val="Heading2"/>
@@ -1525,7 +1542,7 @@
         <w:pStyle w:val="FirstParagraph"/>
       </w:pPr>
       <w:r>
-        <w:t xml:space="preserve">The Dispatch integration test exec’s</w:t>
+        <w:t xml:space="preserve">The Dispatch integration test exec's</w:t>
       </w:r>
       <w:r>
         <w:t xml:space="preserve"> </w:t>
@@ -1564,7 +1581,7 @@
         <w:t xml:space="preserve">HERALD_CLAUDE_SESSION_UUID</w:t>
       </w:r>
       <w:r>
-        <w:t xml:space="preserve">). If you took Path A above (auto-bootstrap), run a one-time Path B run first to materialize the session, OR run the test from inside Herald’s repo so the anchor file persists across runs.</w:t>
+        <w:t xml:space="preserve">). If you took Path A above (auto-bootstrap), run a one-time Path B run first to materialize the session, OR run the test from inside Herald's repo so the anchor file persists across runs.</w:t>
       </w:r>
     </w:p>
     <w:p>
@@ -1676,7 +1693,7 @@
         <w:pStyle w:val="FirstParagraph"/>
       </w:pPr>
       <w:r>
-        <w:t xml:space="preserve">Expected (after ~20-30s — Claude’s cold start is non-trivial):</w:t>
+        <w:t xml:space="preserve">Expected (after ~20-30s — Claude's cold start is non-trivial):</w:t>
       </w:r>
     </w:p>
     <w:p>
@@ -1704,7 +1721,7 @@
         <w:pStyle w:val="FirstParagraph"/>
       </w:pPr>
       <w:r>
-        <w:t xml:space="preserve">Inside the test output you’ll see Claude’s structured reply parsed: a non-empty</w:t>
+        <w:t xml:space="preserve">Inside the test output you'll see Claude's structured reply parsed: a non-empty</w:t>
       </w:r>
       <w:r>
         <w:t xml:space="preserve"> </w:t>
@@ -1769,7 +1786,7 @@
         <w:t xml:space="preserve"> </w:t>
       </w:r>
       <w:r>
-        <w:t xml:space="preserve">text isn’t instructing Claude to emit the marker. Inspect</w:t>
+        <w:t xml:space="preserve">text isn't instructing Claude to emit the marker. Inspect</w:t>
       </w:r>
       <w:r>
         <w:t xml:space="preserve"> </w:t>
@@ -1796,8 +1813,8 @@
         <w:t xml:space="preserve">— it should include the marker template per §33.</w:t>
       </w:r>
     </w:p>
-    <w:bookmarkEnd w:id="18"/>
-    <w:bookmarkStart w:id="19" w:name="Xe122aa1be3397983c0e812bf0929c4df6189bd4"/>
+    <w:bookmarkEnd w:id="21"/>
+    <w:bookmarkStart w:id="22" w:name="Xc388e5ec4525a81085e054b8418add468affe79"/>
     <w:p>
       <w:pPr>
         <w:pStyle w:val="Heading2"/>
@@ -1981,7 +1998,7 @@
         <w:t xml:space="preserve"> </w:t>
       </w:r>
       <w:r>
-        <w:t xml:space="preserve">MUST equal the response’s SessionUUID exactly; the persisted</w:t>
+        <w:t xml:space="preserve">MUST equal the response's SessionUUID exactly; the persisted</w:t>
       </w:r>
       <w:r>
         <w:t xml:space="preserve"> </w:t>
@@ -1996,7 +2013,7 @@
         <w:t xml:space="preserve"> </w:t>
       </w:r>
       <w:r>
-        <w:t xml:space="preserve">MUST equal the response’s AnchorPath; the persisted</w:t>
+        <w:t xml:space="preserve">MUST equal the response's AnchorPath; the persisted</w:t>
       </w:r>
       <w:r>
         <w:t xml:space="preserve"> </w:t>
@@ -2011,11 +2028,11 @@
         <w:t xml:space="preserve"> </w:t>
       </w:r>
       <w:r>
-        <w:t xml:space="preserve">MUST equal the response’s Outcome.</w:t>
-      </w:r>
-    </w:p>
-    <w:bookmarkEnd w:id="19"/>
-    <w:bookmarkStart w:id="21" w:name="X6121d5a92ac9dc3e5a198df1c1db7ad23020aab"/>
+        <w:t xml:space="preserve">MUST equal the response's Outcome.</w:t>
+      </w:r>
+    </w:p>
+    <w:bookmarkEnd w:id="22"/>
+    <w:bookmarkStart w:id="24" w:name="X8ce0bbea39e10f96522ae2cb6a4e097230bf37d"/>
     <w:p>
       <w:pPr>
         <w:pStyle w:val="Heading2"/>
@@ -2039,22 +2056,34 @@
       <w:r>
         <w:t xml:space="preserve">Requires:</w:t>
       </w:r>
-      <w:r>
-        <w:t xml:space="preserve"> </w:t>
-      </w:r>
-      <w:r>
-        <w:t xml:space="preserve">- All of this guide’s env vars set</w:t>
-      </w:r>
-      <w:r>
-        <w:t xml:space="preserve"> </w:t>
-      </w:r>
-      <w:r>
-        <w:t xml:space="preserve">- All of</w:t>
-      </w:r>
-      <w:r>
-        <w:t xml:space="preserve"> </w:t>
-      </w:r>
-      <w:hyperlink r:id="rId20">
+    </w:p>
+    <w:p>
+      <w:pPr>
+        <w:pStyle w:val="Compact"/>
+        <w:numPr>
+          <w:ilvl w:val="0"/>
+          <w:numId w:val="1005"/>
+        </w:numPr>
+      </w:pPr>
+      <w:r>
+        <w:t xml:space="preserve">All of this guide's env vars set</w:t>
+      </w:r>
+    </w:p>
+    <w:p>
+      <w:pPr>
+        <w:pStyle w:val="Compact"/>
+        <w:numPr>
+          <w:ilvl w:val="0"/>
+          <w:numId w:val="1005"/>
+        </w:numPr>
+      </w:pPr>
+      <w:r>
+        <w:t xml:space="preserve">All of</w:t>
+      </w:r>
+      <w:r>
+        <w:t xml:space="preserve"> </w:t>
+      </w:r>
+      <w:hyperlink r:id="rId23">
         <w:r>
           <w:rPr>
             <w:rStyle w:val="VerbatimChar"/>
@@ -2068,402 +2097,6 @@
       <w:r>
         <w:t xml:space="preserve">§3 env vars set</w:t>
       </w:r>
-      <w:r>
-        <w:t xml:space="preserve"> </w:t>
-      </w:r>
-      <w:r>
-        <w:t xml:space="preserve">-</w:t>
-      </w:r>
-      <w:r>
-        <w:t xml:space="preserve"> </w:t>
-      </w:r>
-      <w:r>
-        <w:rPr>
-          <w:rStyle w:val="VerbatimChar"/>
-        </w:rPr>
-        <w:t xml:space="preserve">HERALD_TGRAM_LIVE_INBOUND=1</w:t>
-      </w:r>
-      <w:r>
-        <w:t xml:space="preserve"> </w:t>
-      </w:r>
-      <w:r>
-        <w:t xml:space="preserve">- Container runtime</w:t>
-      </w:r>
-    </w:p>
-    <w:p>
-      <w:pPr>
-        <w:pStyle w:val="BodyText"/>
-      </w:pPr>
-      <w:r>
-        <w:t xml:space="preserve">Run it per</w:t>
-      </w:r>
-      <w:r>
-        <w:t xml:space="preserve"> </w:t>
-      </w:r>
-      <w:r>
-        <w:rPr>
-          <w:rStyle w:val="VerbatimChar"/>
-        </w:rPr>
-        <w:t xml:space="preserve">../messengers/TELEGRAM.md</w:t>
-      </w:r>
-      <w:r>
-        <w:t xml:space="preserve"> </w:t>
-      </w:r>
-      <w:r>
-        <w:t xml:space="preserve">§6.</w:t>
-      </w:r>
-    </w:p>
-    <w:bookmarkEnd w:id="21"/>
-    <w:bookmarkStart w:id="22" w:name="troubleshooting"/>
-    <w:p>
-      <w:pPr>
-        <w:pStyle w:val="Heading2"/>
-      </w:pPr>
-      <w:r>
-        <w:t xml:space="preserve">Troubleshooting</w:t>
-      </w:r>
-    </w:p>
-    <w:p>
-      <w:pPr>
-        <w:pStyle w:val="FirstParagraph"/>
-      </w:pPr>
-      <w:r>
-        <w:rPr>
-          <w:rStyle w:val="VerbatimChar"/>
-          <w:b/>
-          <w:bCs/>
-        </w:rPr>
-        <w:t xml:space="preserve">claude --version</w:t>
-      </w:r>
-      <w:r>
-        <w:rPr>
-          <w:b/>
-          <w:bCs/>
-        </w:rPr>
-        <w:t xml:space="preserve"> </w:t>
-      </w:r>
-      <w:r>
-        <w:rPr>
-          <w:b/>
-          <w:bCs/>
-        </w:rPr>
-        <w:t xml:space="preserve">reports</w:t>
-      </w:r>
-      <w:r>
-        <w:rPr>
-          <w:b/>
-          <w:bCs/>
-        </w:rPr>
-        <w:t xml:space="preserve"> </w:t>
-      </w:r>
-      <w:r>
-        <w:rPr>
-          <w:b/>
-          <w:bCs/>
-        </w:rPr>
-        <w:t xml:space="preserve">“Unsupported Node.js version”</w:t>
-      </w:r>
-      <w:r>
-        <w:t xml:space="preserve">: Some Claude Code versions have engine-version restrictions. Check the warning message for the supported range and switch Node versions (e.g. via</w:t>
-      </w:r>
-      <w:r>
-        <w:t xml:space="preserve"> </w:t>
-      </w:r>
-      <w:r>
-        <w:rPr>
-          <w:rStyle w:val="VerbatimChar"/>
-        </w:rPr>
-        <w:t xml:space="preserve">nvm</w:t>
-      </w:r>
-      <w:r>
-        <w:t xml:space="preserve">) if needed. Currently codegraph 0.8+ on Node 25.x has known incompatibilities; codegraph 0.6.8 works.</w:t>
-      </w:r>
-    </w:p>
-    <w:p>
-      <w:pPr>
-        <w:pStyle w:val="BodyText"/>
-      </w:pPr>
-      <w:r>
-        <w:rPr>
-          <w:b/>
-          <w:bCs/>
-        </w:rPr>
-        <w:t xml:space="preserve">Test FAILs with</w:t>
-      </w:r>
-      <w:r>
-        <w:rPr>
-          <w:b/>
-          <w:bCs/>
-        </w:rPr>
-        <w:t xml:space="preserve"> </w:t>
-      </w:r>
-      <w:r>
-        <w:rPr>
-          <w:b/>
-          <w:bCs/>
-        </w:rPr>
-        <w:t xml:space="preserve">“no conversation found with session ID”</w:t>
-      </w:r>
-      <w:r>
-        <w:t xml:space="preserve">: The session UUID you provided doesn’t exist in Claude’s local session storage. Either:</w:t>
-      </w:r>
-      <w:r>
-        <w:t xml:space="preserve"> </w:t>
-      </w:r>
-      <w:r>
-        <w:t xml:space="preserve">- Bootstrap a fresh session per Step 3 Path B, OR</w:t>
-      </w:r>
-      <w:r>
-        <w:t xml:space="preserve"> </w:t>
-      </w:r>
-      <w:r>
-        <w:t xml:space="preserve">- Remove</w:t>
-      </w:r>
-      <w:r>
-        <w:t xml:space="preserve"> </w:t>
-      </w:r>
-      <w:r>
-        <w:rPr>
-          <w:rStyle w:val="VerbatimChar"/>
-        </w:rPr>
-        <w:t xml:space="preserve">HERALD_CLAUDE_SESSION_UUID</w:t>
-      </w:r>
-      <w:r>
-        <w:t xml:space="preserve"> </w:t>
-      </w:r>
-      <w:r>
-        <w:t xml:space="preserve">from your env and let Herald auto-bootstrap per Step 3 Path A.</w:t>
-      </w:r>
-    </w:p>
-    <w:p>
-      <w:pPr>
-        <w:pStyle w:val="BodyText"/>
-      </w:pPr>
-      <w:r>
-        <w:rPr>
-          <w:b/>
-          <w:bCs/>
-        </w:rPr>
-        <w:t xml:space="preserve">Test FAILs with</w:t>
-      </w:r>
-      <w:r>
-        <w:rPr>
-          <w:b/>
-          <w:bCs/>
-        </w:rPr>
-        <w:t xml:space="preserve"> </w:t>
-      </w:r>
-      <w:r>
-        <w:rPr>
-          <w:b/>
-          <w:bCs/>
-        </w:rPr>
-        <w:t xml:space="preserve">“no &lt;&lt;</w:t>
-      </w:r>
-      <w:r>
-        <w:rPr>
-          <w:b/>
-          <w:bCs/>
-        </w:rPr>
-        <w:t xml:space="preserve">&gt;&gt; marker found”</w:t>
-      </w:r>
-      <w:r>
-        <w:t xml:space="preserve">: Claude is not emitting the marker. Either:</w:t>
-      </w:r>
-      <w:r>
-        <w:t xml:space="preserve"> </w:t>
-      </w:r>
-      <w:r>
-        <w:t xml:space="preserve">- The envelope (per</w:t>
-      </w:r>
-      <w:r>
-        <w:t xml:space="preserve"> </w:t>
-      </w:r>
-      <w:r>
-        <w:rPr>
-          <w:rStyle w:val="VerbatimChar"/>
-        </w:rPr>
-        <w:t xml:space="preserve">FormatEnvelope</w:t>
-      </w:r>
-      <w:r>
-        <w:t xml:space="preserve"> </w:t>
-      </w:r>
-      <w:r>
-        <w:t xml:space="preserve">in</w:t>
-      </w:r>
-      <w:r>
-        <w:t xml:space="preserve"> </w:t>
-      </w:r>
-      <w:r>
-        <w:rPr>
-          <w:rStyle w:val="VerbatimChar"/>
-        </w:rPr>
-        <w:t xml:space="preserve">claude_code.go</w:t>
-      </w:r>
-      <w:r>
-        <w:t xml:space="preserve">) doesn’t instruct Claude to emit it — inspect + fix.</w:t>
-      </w:r>
-      <w:r>
-        <w:t xml:space="preserve"> </w:t>
-      </w:r>
-      <w:r>
-        <w:t xml:space="preserve">- Claude refused the request (e.g. content moderation, rate limit). Inspect the captured stdout — if Claude responded with a refusal, that’s a real outcome to handle, not a parse bug.</w:t>
-      </w:r>
-    </w:p>
-    <w:p>
-      <w:pPr>
-        <w:pStyle w:val="BodyText"/>
-      </w:pPr>
-      <w:r>
-        <w:rPr>
-          <w:rStyle w:val="VerbatimChar"/>
-          <w:b/>
-          <w:bCs/>
-        </w:rPr>
-        <w:t xml:space="preserve">SQLSTATE 28P01</w:t>
-      </w:r>
-      <w:r>
-        <w:t xml:space="preserve"> </w:t>
-      </w:r>
-      <w:r>
-        <w:t xml:space="preserve">when running the persistence test: Postgres container’s stored password hash doesn’t match</w:t>
-      </w:r>
-      <w:r>
-        <w:t xml:space="preserve"> </w:t>
-      </w:r>
-      <w:r>
-        <w:rPr>
-          <w:rStyle w:val="VerbatimChar"/>
-        </w:rPr>
-        <w:t xml:space="preserve">HERALD_DB_PASSWORD</w:t>
-      </w:r>
-      <w:r>
-        <w:t xml:space="preserve">. Either reset the volume (</w:t>
-      </w:r>
-      <w:r>
-        <w:rPr>
-          <w:rStyle w:val="VerbatimChar"/>
-        </w:rPr>
-        <w:t xml:space="preserve">podman-compose down -v</w:t>
-      </w:r>
-      <w:r>
-        <w:t xml:space="preserve"> </w:t>
-      </w:r>
-      <w:r>
-        <w:t xml:space="preserve">— destroys data) or run</w:t>
-      </w:r>
-      <w:r>
-        <w:t xml:space="preserve"> </w:t>
-      </w:r>
-      <w:r>
-        <w:rPr>
-          <w:rStyle w:val="VerbatimChar"/>
-        </w:rPr>
-        <w:t xml:space="preserve">ALTER USER herald PASSWORD '...'</w:t>
-      </w:r>
-      <w:r>
-        <w:t xml:space="preserve"> </w:t>
-      </w:r>
-      <w:r>
-        <w:t xml:space="preserve">inside the container.</w:t>
-      </w:r>
-    </w:p>
-    <w:p>
-      <w:pPr>
-        <w:pStyle w:val="BodyText"/>
-      </w:pPr>
-      <w:r>
-        <w:rPr>
-          <w:rStyle w:val="VerbatimChar"/>
-          <w:b/>
-          <w:bCs/>
-        </w:rPr>
-        <w:t xml:space="preserve">HERALD_CLAUDE_BIN</w:t>
-      </w:r>
-      <w:r>
-        <w:rPr>
-          <w:b/>
-          <w:bCs/>
-        </w:rPr>
-        <w:t xml:space="preserve"> </w:t>
-      </w:r>
-      <w:r>
-        <w:rPr>
-          <w:b/>
-          <w:bCs/>
-        </w:rPr>
-        <w:t xml:space="preserve">env var has no effect</w:t>
-      </w:r>
-      <w:r>
-        <w:t xml:space="preserve">: Confirm with</w:t>
-      </w:r>
-      <w:r>
-        <w:t xml:space="preserve"> </w:t>
-      </w:r>
-      <w:r>
-        <w:rPr>
-          <w:rStyle w:val="VerbatimChar"/>
-        </w:rPr>
-        <w:t xml:space="preserve">echo "$HERALD_CLAUDE_BIN"</w:t>
-      </w:r>
-      <w:r>
-        <w:t xml:space="preserve">. If empty, your shell didn’t pick up the export. Re-source</w:t>
-      </w:r>
-      <w:r>
-        <w:t xml:space="preserve"> </w:t>
-      </w:r>
-      <w:r>
-        <w:rPr>
-          <w:rStyle w:val="VerbatimChar"/>
-        </w:rPr>
-        <w:t xml:space="preserve">~/.zshrc</w:t>
-      </w:r>
-      <w:r>
-        <w:t xml:space="preserve"> </w:t>
-      </w:r>
-      <w:r>
-        <w:t xml:space="preserve">or open a new terminal.</w:t>
-      </w:r>
-    </w:p>
-    <w:p>
-      <w:pPr>
-        <w:pStyle w:val="BodyText"/>
-      </w:pPr>
-      <w:r>
-        <w:rPr>
-          <w:b/>
-          <w:bCs/>
-        </w:rPr>
-        <w:t xml:space="preserve">Claude session expiry</w:t>
-      </w:r>
-      <w:r>
-        <w:t xml:space="preserve">: Claude Code sessions can be invalidated server-side (rare). If</w:t>
-      </w:r>
-      <w:r>
-        <w:t xml:space="preserve"> </w:t>
-      </w:r>
-      <w:r>
-        <w:rPr>
-          <w:rStyle w:val="VerbatimChar"/>
-        </w:rPr>
-        <w:t xml:space="preserve">--resume</w:t>
-      </w:r>
-      <w:r>
-        <w:t xml:space="preserve"> </w:t>
-      </w:r>
-      <w:r>
-        <w:t xml:space="preserve">fails for a session that worked before, re-bootstrap.</w:t>
-      </w:r>
-    </w:p>
-    <w:bookmarkEnd w:id="22"/>
-    <w:bookmarkStart w:id="23" w:name="spec-code-references"/>
-    <w:p>
-      <w:pPr>
-        <w:pStyle w:val="Heading2"/>
-      </w:pPr>
-      <w:r>
-        <w:t xml:space="preserve">Spec + code references</w:t>
-      </w:r>
     </w:p>
     <w:p>
       <w:pPr>
@@ -2475,13 +2108,9 @@
       </w:pPr>
       <w:r>
         <w:rPr>
-          <w:b/>
-          <w:bCs/>
-        </w:rPr>
-        <w:t xml:space="preserve">Spec</w:t>
-      </w:r>
-      <w:r>
-        <w:t xml:space="preserve">: V3 §33 (LLM/agent dispatch architecture), §33.2 (session-resolution algorithm), §33.3 (response schema)</w:t>
+          <w:rStyle w:val="VerbatimChar"/>
+        </w:rPr>
+        <w:t xml:space="preserve">HERALD_TGRAM_LIVE_INBOUND=1</w:t>
       </w:r>
     </w:p>
     <w:p>
@@ -2493,14 +2122,97 @@
         </w:numPr>
       </w:pPr>
       <w:r>
-        <w:rPr>
+        <w:t xml:space="preserve">Container runtime</w:t>
+      </w:r>
+    </w:p>
+    <w:p>
+      <w:pPr>
+        <w:pStyle w:val="FirstParagraph"/>
+      </w:pPr>
+      <w:r>
+        <w:t xml:space="preserve">Run it per</w:t>
+      </w:r>
+      <w:r>
+        <w:t xml:space="preserve"> </w:t>
+      </w:r>
+      <w:r>
+        <w:rPr>
+          <w:rStyle w:val="VerbatimChar"/>
+        </w:rPr>
+        <w:t xml:space="preserve">../messengers/TELEGRAM.md</w:t>
+      </w:r>
+      <w:r>
+        <w:t xml:space="preserve"> </w:t>
+      </w:r>
+      <w:r>
+        <w:t xml:space="preserve">§6.</w:t>
+      </w:r>
+    </w:p>
+    <w:bookmarkEnd w:id="24"/>
+    <w:bookmarkStart w:id="25" w:name="troubleshooting"/>
+    <w:p>
+      <w:pPr>
+        <w:pStyle w:val="Heading2"/>
+      </w:pPr>
+      <w:r>
+        <w:t xml:space="preserve">Troubleshooting</w:t>
+      </w:r>
+    </w:p>
+    <w:p>
+      <w:pPr>
+        <w:pStyle w:val="FirstParagraph"/>
+      </w:pPr>
+      <w:r>
+        <w:rPr>
+          <w:rStyle w:val="VerbatimChar"/>
           <w:b/>
           <w:bCs/>
         </w:rPr>
-        <w:t xml:space="preserve">HRD</w:t>
-      </w:r>
-      <w:r>
-        <w:t xml:space="preserve">: HRD-012 (closed atomically per §107 — live PASS evidence captured)</w:t>
+        <w:t xml:space="preserve">claude --version</w:t>
+      </w:r>
+      <w:r>
+        <w:rPr>
+          <w:b/>
+          <w:bCs/>
+        </w:rPr>
+        <w:t xml:space="preserve"> </w:t>
+      </w:r>
+      <w:r>
+        <w:rPr>
+          <w:b/>
+          <w:bCs/>
+        </w:rPr>
+        <w:t xml:space="preserve">reports "Unsupported Node.js version"</w:t>
+      </w:r>
+      <w:r>
+        <w:t xml:space="preserve">: Some Claude Code versions have engine-version restrictions. Check the warning message for the supported range and switch Node versions (e.g. via</w:t>
+      </w:r>
+      <w:r>
+        <w:t xml:space="preserve"> </w:t>
+      </w:r>
+      <w:r>
+        <w:rPr>
+          <w:rStyle w:val="VerbatimChar"/>
+        </w:rPr>
+        <w:t xml:space="preserve">nvm</w:t>
+      </w:r>
+      <w:r>
+        <w:t xml:space="preserve">) if needed. Currently codegraph 0.8+ on Node 25.x has known incompatibilities; codegraph 0.6.8 works.</w:t>
+      </w:r>
+    </w:p>
+    <w:p>
+      <w:pPr>
+        <w:pStyle w:val="BodyText"/>
+      </w:pPr>
+      <w:r>
+        <w:rPr>
+          <w:b/>
+          <w:bCs/>
+        </w:rPr>
+        <w:t xml:space="preserve">Test FAILs with "no conversation found with session ID"</w:t>
+      </w:r>
+      <w:r>
+        <w:t xml:space="preserve">: The session UUID you provided doesn't exist in Claude's local session storage. Either:</w:t>
       </w:r>
     </w:p>
     <w:p>
@@ -2508,7 +2220,312 @@
         <w:pStyle w:val="Compact"/>
         <w:numPr>
           <w:ilvl w:val="0"/>
-          <w:numId w:val="1005"/>
+          <w:numId w:val="1006"/>
+        </w:numPr>
+      </w:pPr>
+      <w:r>
+        <w:t xml:space="preserve">Bootstrap a fresh session per Step 3 Path B, OR</w:t>
+      </w:r>
+    </w:p>
+    <w:p>
+      <w:pPr>
+        <w:pStyle w:val="Compact"/>
+        <w:numPr>
+          <w:ilvl w:val="0"/>
+          <w:numId w:val="1006"/>
+        </w:numPr>
+      </w:pPr>
+      <w:r>
+        <w:t xml:space="preserve">Remove</w:t>
+      </w:r>
+      <w:r>
+        <w:t xml:space="preserve"> </w:t>
+      </w:r>
+      <w:r>
+        <w:rPr>
+          <w:rStyle w:val="VerbatimChar"/>
+        </w:rPr>
+        <w:t xml:space="preserve">HERALD_CLAUDE_SESSION_UUID</w:t>
+      </w:r>
+      <w:r>
+        <w:t xml:space="preserve"> </w:t>
+      </w:r>
+      <w:r>
+        <w:t xml:space="preserve">from your env and let Herald auto-bootstrap per Step 3 Path A.</w:t>
+      </w:r>
+    </w:p>
+    <w:p>
+      <w:pPr>
+        <w:pStyle w:val="FirstParagraph"/>
+      </w:pPr>
+      <w:r>
+        <w:rPr>
+          <w:b/>
+          <w:bCs/>
+        </w:rPr>
+        <w:t xml:space="preserve">Test FAILs with "no &lt;&lt;</w:t>
+      </w:r>
+      <w:r>
+        <w:rPr>
+          <w:b/>
+          <w:bCs/>
+        </w:rPr>
+        <w:t xml:space="preserve">&gt;&gt; marker found"</w:t>
+      </w:r>
+      <w:r>
+        <w:t xml:space="preserve">: Claude is not emitting the marker. Either:</w:t>
+      </w:r>
+    </w:p>
+    <w:p>
+      <w:pPr>
+        <w:pStyle w:val="Compact"/>
+        <w:numPr>
+          <w:ilvl w:val="0"/>
+          <w:numId w:val="1007"/>
+        </w:numPr>
+      </w:pPr>
+      <w:r>
+        <w:t xml:space="preserve">The envelope (per</w:t>
+      </w:r>
+      <w:r>
+        <w:t xml:space="preserve"> </w:t>
+      </w:r>
+      <w:r>
+        <w:rPr>
+          <w:rStyle w:val="VerbatimChar"/>
+        </w:rPr>
+        <w:t xml:space="preserve">FormatEnvelope</w:t>
+      </w:r>
+      <w:r>
+        <w:t xml:space="preserve"> </w:t>
+      </w:r>
+      <w:r>
+        <w:t xml:space="preserve">in</w:t>
+      </w:r>
+      <w:r>
+        <w:t xml:space="preserve"> </w:t>
+      </w:r>
+      <w:r>
+        <w:rPr>
+          <w:rStyle w:val="VerbatimChar"/>
+        </w:rPr>
+        <w:t xml:space="preserve">claude_code.go</w:t>
+      </w:r>
+      <w:r>
+        <w:t xml:space="preserve">) doesn't instruct Claude to emit it — inspect + fix.</w:t>
+      </w:r>
+    </w:p>
+    <w:p>
+      <w:pPr>
+        <w:pStyle w:val="Compact"/>
+        <w:numPr>
+          <w:ilvl w:val="0"/>
+          <w:numId w:val="1007"/>
+        </w:numPr>
+      </w:pPr>
+      <w:r>
+        <w:t xml:space="preserve">Claude refused the request (e.g. content moderation, rate limit). Inspect the captured stdout — if Claude responded with a refusal, that's a real outcome to handle, not a parse bug.</w:t>
+      </w:r>
+    </w:p>
+    <w:p>
+      <w:pPr>
+        <w:pStyle w:val="FirstParagraph"/>
+      </w:pPr>
+      <w:r>
+        <w:rPr>
+          <w:rStyle w:val="VerbatimChar"/>
+          <w:b/>
+          <w:bCs/>
+        </w:rPr>
+        <w:t xml:space="preserve">SQLSTATE 28P01</w:t>
+      </w:r>
+      <w:r>
+        <w:t xml:space="preserve"> </w:t>
+      </w:r>
+      <w:r>
+        <w:t xml:space="preserve">when running the persistence test: Postgres container's stored password hash doesn't match</w:t>
+      </w:r>
+      <w:r>
+        <w:t xml:space="preserve"> </w:t>
+      </w:r>
+      <w:r>
+        <w:rPr>
+          <w:rStyle w:val="VerbatimChar"/>
+        </w:rPr>
+        <w:t xml:space="preserve">HERALD_DB_PASSWORD</w:t>
+      </w:r>
+      <w:r>
+        <w:t xml:space="preserve">. Either reset the volume (</w:t>
+      </w:r>
+      <w:r>
+        <w:rPr>
+          <w:rStyle w:val="VerbatimChar"/>
+        </w:rPr>
+        <w:t xml:space="preserve">podman-compose down -v</w:t>
+      </w:r>
+      <w:r>
+        <w:t xml:space="preserve"> </w:t>
+      </w:r>
+      <w:r>
+        <w:t xml:space="preserve">— destroys data) or run</w:t>
+      </w:r>
+      <w:r>
+        <w:t xml:space="preserve"> </w:t>
+      </w:r>
+      <w:r>
+        <w:rPr>
+          <w:rStyle w:val="VerbatimChar"/>
+        </w:rPr>
+        <w:t xml:space="preserve">ALTER USER herald PASSWORD '...'</w:t>
+      </w:r>
+      <w:r>
+        <w:t xml:space="preserve"> </w:t>
+      </w:r>
+      <w:r>
+        <w:t xml:space="preserve">inside the container.</w:t>
+      </w:r>
+    </w:p>
+    <w:p>
+      <w:pPr>
+        <w:pStyle w:val="BodyText"/>
+      </w:pPr>
+      <w:r>
+        <w:rPr>
+          <w:rStyle w:val="VerbatimChar"/>
+          <w:b/>
+          <w:bCs/>
+        </w:rPr>
+        <w:t xml:space="preserve">HERALD_CLAUDE_BIN</w:t>
+      </w:r>
+      <w:r>
+        <w:rPr>
+          <w:b/>
+          <w:bCs/>
+        </w:rPr>
+        <w:t xml:space="preserve"> </w:t>
+      </w:r>
+      <w:r>
+        <w:rPr>
+          <w:b/>
+          <w:bCs/>
+        </w:rPr>
+        <w:t xml:space="preserve">env var has no effect</w:t>
+      </w:r>
+      <w:r>
+        <w:t xml:space="preserve">: Confirm with</w:t>
+      </w:r>
+      <w:r>
+        <w:t xml:space="preserve"> </w:t>
+      </w:r>
+      <w:r>
+        <w:rPr>
+          <w:rStyle w:val="VerbatimChar"/>
+        </w:rPr>
+        <w:t xml:space="preserve">echo "$HERALD_CLAUDE_BIN"</w:t>
+      </w:r>
+      <w:r>
+        <w:t xml:space="preserve">. If empty, your shell didn't pick up the export. Re-source</w:t>
+      </w:r>
+      <w:r>
+        <w:t xml:space="preserve"> </w:t>
+      </w:r>
+      <w:r>
+        <w:rPr>
+          <w:rStyle w:val="VerbatimChar"/>
+        </w:rPr>
+        <w:t xml:space="preserve">~/.zshrc</w:t>
+      </w:r>
+      <w:r>
+        <w:t xml:space="preserve"> </w:t>
+      </w:r>
+      <w:r>
+        <w:t xml:space="preserve">or open a new terminal.</w:t>
+      </w:r>
+    </w:p>
+    <w:p>
+      <w:pPr>
+        <w:pStyle w:val="BodyText"/>
+      </w:pPr>
+      <w:r>
+        <w:rPr>
+          <w:b/>
+          <w:bCs/>
+        </w:rPr>
+        <w:t xml:space="preserve">Claude session expiry</w:t>
+      </w:r>
+      <w:r>
+        <w:t xml:space="preserve">: Claude Code sessions can be invalidated server-side (rare). If</w:t>
+      </w:r>
+      <w:r>
+        <w:t xml:space="preserve"> </w:t>
+      </w:r>
+      <w:r>
+        <w:rPr>
+          <w:rStyle w:val="VerbatimChar"/>
+        </w:rPr>
+        <w:t xml:space="preserve">--resume</w:t>
+      </w:r>
+      <w:r>
+        <w:t xml:space="preserve"> </w:t>
+      </w:r>
+      <w:r>
+        <w:t xml:space="preserve">fails for a session that worked before, re-bootstrap.</w:t>
+      </w:r>
+    </w:p>
+    <w:bookmarkEnd w:id="25"/>
+    <w:bookmarkStart w:id="26" w:name="spec--code-references"/>
+    <w:p>
+      <w:pPr>
+        <w:pStyle w:val="Heading2"/>
+      </w:pPr>
+      <w:r>
+        <w:t xml:space="preserve">Spec + code references</w:t>
+      </w:r>
+    </w:p>
+    <w:p>
+      <w:pPr>
+        <w:pStyle w:val="Compact"/>
+        <w:numPr>
+          <w:ilvl w:val="0"/>
+          <w:numId w:val="1008"/>
+        </w:numPr>
+      </w:pPr>
+      <w:r>
+        <w:rPr>
+          <w:b/>
+          <w:bCs/>
+        </w:rPr>
+        <w:t xml:space="preserve">Spec</w:t>
+      </w:r>
+      <w:r>
+        <w:t xml:space="preserve">: V3 §33 (LLM/agent dispatch architecture), §33.2 (session-resolution algorithm), §33.3 (response schema)</w:t>
+      </w:r>
+    </w:p>
+    <w:p>
+      <w:pPr>
+        <w:pStyle w:val="Compact"/>
+        <w:numPr>
+          <w:ilvl w:val="0"/>
+          <w:numId w:val="1008"/>
+        </w:numPr>
+      </w:pPr>
+      <w:r>
+        <w:rPr>
+          <w:b/>
+          <w:bCs/>
+        </w:rPr>
+        <w:t xml:space="preserve">HRD</w:t>
+      </w:r>
+      <w:r>
+        <w:t xml:space="preserve">: HRD-012 (closed atomically per §107 — live PASS evidence captured)</w:t>
+      </w:r>
+    </w:p>
+    <w:p>
+      <w:pPr>
+        <w:pStyle w:val="Compact"/>
+        <w:numPr>
+          <w:ilvl w:val="0"/>
+          <w:numId w:val="1008"/>
         </w:numPr>
       </w:pPr>
       <w:r>
@@ -2527,7 +2544,7 @@
         <w:pStyle w:val="Compact"/>
         <w:numPr>
           <w:ilvl w:val="1"/>
-          <w:numId w:val="1006"/>
+          <w:numId w:val="1009"/>
         </w:numPr>
       </w:pPr>
       <w:r>
@@ -2662,7 +2679,7 @@
         <w:pStyle w:val="Compact"/>
         <w:numPr>
           <w:ilvl w:val="1"/>
-          <w:numId w:val="1006"/>
+          <w:numId w:val="1009"/>
         </w:numPr>
       </w:pPr>
       <w:r>
@@ -2690,7 +2707,7 @@
         <w:t xml:space="preserve"> </w:t>
       </w:r>
       <w:r>
-        <w:t xml:space="preserve">(exec.CommandContext claude –resume) +</w:t>
+        <w:t xml:space="preserve">(exec.CommandContext claude --resume) +</w:t>
       </w:r>
       <w:r>
         <w:t xml:space="preserve"> </w:t>
@@ -2713,7 +2730,7 @@
         <w:pStyle w:val="Compact"/>
         <w:numPr>
           <w:ilvl w:val="1"/>
-          <w:numId w:val="1006"/>
+          <w:numId w:val="1009"/>
         </w:numPr>
       </w:pPr>
       <w:r>
@@ -2749,7 +2766,7 @@
         <w:pStyle w:val="Compact"/>
         <w:numPr>
           <w:ilvl w:val="0"/>
-          <w:numId w:val="1005"/>
+          <w:numId w:val="1008"/>
         </w:numPr>
       </w:pPr>
       <w:r>
@@ -2768,7 +2785,7 @@
         <w:pStyle w:val="Compact"/>
         <w:numPr>
           <w:ilvl w:val="1"/>
-          <w:numId w:val="1007"/>
+          <w:numId w:val="1010"/>
         </w:numPr>
       </w:pPr>
       <w:r>
@@ -2789,7 +2806,7 @@
         <w:pStyle w:val="Compact"/>
         <w:numPr>
           <w:ilvl w:val="1"/>
-          <w:numId w:val="1007"/>
+          <w:numId w:val="1010"/>
         </w:numPr>
       </w:pPr>
       <w:r>
@@ -2810,7 +2827,7 @@
         <w:pStyle w:val="Compact"/>
         <w:numPr>
           <w:ilvl w:val="1"/>
-          <w:numId w:val="1007"/>
+          <w:numId w:val="1010"/>
         </w:numPr>
       </w:pPr>
       <w:r>
@@ -2831,7 +2848,7 @@
         <w:pStyle w:val="Compact"/>
         <w:numPr>
           <w:ilvl w:val="0"/>
-          <w:numId w:val="1005"/>
+          <w:numId w:val="1008"/>
         </w:numPr>
       </w:pPr>
       <w:r>
@@ -2862,7 +2879,7 @@
         <w:pStyle w:val="Compact"/>
         <w:numPr>
           <w:ilvl w:val="0"/>
-          <w:numId w:val="1005"/>
+          <w:numId w:val="1008"/>
         </w:numPr>
       </w:pPr>
       <w:r>
@@ -2878,7 +2895,7 @@
       <w:r>
         <w:t xml:space="preserve"> </w:t>
       </w:r>
-      <w:hyperlink r:id="rId16">
+      <w:hyperlink r:id="rId19">
         <w:r>
           <w:rPr>
             <w:rStyle w:val="VerbatimChar"/>
@@ -2890,18 +2907,12 @@
         <w:t xml:space="preserve"> </w:t>
       </w:r>
       <w:r>
-        <w:t xml:space="preserve">§</w:t>
-      </w:r>
-      <w:r>
-        <w:t xml:space="preserve">“Claude Code dispatcher”</w:t>
-      </w:r>
-      <w:r>
-        <w:t xml:space="preserve">;</w:t>
-      </w:r>
-      <w:r>
-        <w:t xml:space="preserve"> </w:t>
-      </w:r>
-      <w:hyperlink r:id="rId20">
+        <w:t xml:space="preserve">§"Claude Code dispatcher";</w:t>
+      </w:r>
+      <w:r>
+        <w:t xml:space="preserve"> </w:t>
+      </w:r>
+      <w:hyperlink r:id="rId23">
         <w:r>
           <w:rPr>
             <w:rStyle w:val="VerbatimChar"/>
@@ -2916,8 +2927,8 @@
         <w:t xml:space="preserve">for the messenger half of the vertical slice</w:t>
       </w:r>
     </w:p>
-    <w:bookmarkEnd w:id="23"/>
-    <w:bookmarkEnd w:id="24"/>
+    <w:bookmarkEnd w:id="26"/>
+    <w:bookmarkEnd w:id="27"/>
     <w:sectPr>
       <w:footnotePr>
         <w:numRestart w:val="eachSect"/>
@@ -3292,6 +3303,15 @@
     <w:abstractNumId w:val="991"/>
   </w:num>
   <w:num w:numId="1007">
+    <w:abstractNumId w:val="991"/>
+  </w:num>
+  <w:num w:numId="1008">
+    <w:abstractNumId w:val="991"/>
+  </w:num>
+  <w:num w:numId="1009">
+    <w:abstractNumId w:val="991"/>
+  </w:num>
+  <w:num w:numId="1010">
     <w:abstractNumId w:val="991"/>
   </w:num>
 </w:numbering>

--- a/docs/guides/dispatchers/CLAUDE_CODE.docx
+++ b/docs/guides/dispatchers/CLAUDE_CODE.docx
@@ -10,57 +10,7 @@
         <w:t xml:space="preserve">Herald</w:t>
       </w:r>
     </w:p>
-    <w:p>
-      <w:pPr>
-        <w:pStyle w:val="FirstParagraph"/>
-      </w:pPr>
-      <w:r>
-        <w:drawing>
-          <wp:inline>
-            <wp:extent cx="1625600" cy="1625600"/>
-            <wp:effectExtent b="0" l="0" r="0" t="0"/>
-            <wp:docPr descr="Herald" title="" id="10" name="Picture"/>
-            <a:graphic>
-              <a:graphicData uri="http://schemas.openxmlformats.org/drawingml/2006/picture">
-                <pic:pic>
-                  <pic:nvPicPr>
-                    <pic:cNvPr descr="../../../assets/logo/herald_logo_square_128.png" id="11" name="Picture"/>
-                    <pic:cNvPicPr>
-                      <a:picLocks noChangeArrowheads="1" noChangeAspect="1"/>
-                    </pic:cNvPicPr>
-                  </pic:nvPicPr>
-                  <pic:blipFill>
-                    <a:blip r:embed="rId9"/>
-                    <a:stretch>
-                      <a:fillRect/>
-                    </a:stretch>
-                  </pic:blipFill>
-                  <pic:spPr bwMode="auto">
-                    <a:xfrm>
-                      <a:off x="0" y="0"/>
-                      <a:ext cx="1625600" cy="1625600"/>
-                    </a:xfrm>
-                    <a:prstGeom prst="rect">
-                      <a:avLst/>
-                    </a:prstGeom>
-                    <a:noFill/>
-                    <a:ln w="9525">
-                      <a:noFill/>
-                      <a:headEnd/>
-                      <a:tailEnd/>
-                    </a:ln>
-                  </pic:spPr>
-                </pic:pic>
-              </a:graphicData>
-            </a:graphic>
-          </wp:inline>
-        </w:drawing>
-      </w:r>
-      <w:r>
-        <w:t xml:space="preserve">{width=96px height=96px}</w:t>
-      </w:r>
-    </w:p>
-    <w:bookmarkStart w:id="27" w:name="Xfe66d2769410a2e39ca6fc652a322ea68d3fb14"/>
+    <w:bookmarkStart w:id="24" w:name="Xfe66d2769410a2e39ca6fc652a322ea68d3fb14"/>
     <w:p>
       <w:pPr>
         <w:pStyle w:val="Heading1"/>
@@ -361,7 +311,7 @@
         <w:t xml:space="preserve">This guide explains how to set up Claude Code so Herald can dispatch to it.</w:t>
       </w:r>
     </w:p>
-    <w:bookmarkStart w:id="12" w:name="table-of-contents"/>
+    <w:bookmarkStart w:id="9" w:name="table-of-contents"/>
     <w:p>
       <w:pPr>
         <w:pStyle w:val="Heading2"/>
@@ -540,8 +490,8 @@
         </w:r>
       </w:hyperlink>
     </w:p>
-    <w:bookmarkEnd w:id="12"/>
-    <w:bookmarkStart w:id="13" w:name="pre-requisites"/>
+    <w:bookmarkEnd w:id="9"/>
+    <w:bookmarkStart w:id="10" w:name="pre-requisites"/>
     <w:p>
       <w:pPr>
         <w:pStyle w:val="Heading2"/>
@@ -610,8 +560,8 @@
         <w:t xml:space="preserve">For E18 part B (persistence): container runtime (podman or docker) available.</w:t>
       </w:r>
     </w:p>
-    <w:bookmarkEnd w:id="13"/>
-    <w:bookmarkStart w:id="14" w:name="step-1--install-claude-code"/>
+    <w:bookmarkEnd w:id="10"/>
+    <w:bookmarkStart w:id="11" w:name="step-1--install-claude-code"/>
     <w:p>
       <w:pPr>
         <w:pStyle w:val="Heading2"/>
@@ -762,8 +712,8 @@
         <w:t xml:space="preserve">/Users/you/.local/bin/claude</w:t>
       </w:r>
     </w:p>
-    <w:bookmarkEnd w:id="14"/>
-    <w:bookmarkStart w:id="15" w:name="step-2--choose-a-project-name"/>
+    <w:bookmarkEnd w:id="11"/>
+    <w:bookmarkStart w:id="12" w:name="step-2--choose-a-project-name"/>
     <w:p>
       <w:pPr>
         <w:pStyle w:val="Heading2"/>
@@ -913,8 +863,8 @@
         <w:t xml:space="preserve">.</w:t>
       </w:r>
     </w:p>
-    <w:bookmarkEnd w:id="15"/>
-    <w:bookmarkStart w:id="18" w:name="X6341273093b8ab447d965b092419ae144346f30"/>
+    <w:bookmarkEnd w:id="12"/>
+    <w:bookmarkStart w:id="15" w:name="X6341273093b8ab447d965b092419ae144346f30"/>
     <w:p>
       <w:pPr>
         <w:pStyle w:val="Heading2"/>
@@ -962,7 +912,7 @@
         <w:t xml:space="preserve">(per spec §33.2) finds or creates the right session automatically — OR you can pre-create one.</w:t>
       </w:r>
     </w:p>
-    <w:bookmarkStart w:id="16" w:name="path-a--auto-bootstrap-recommended"/>
+    <w:bookmarkStart w:id="13" w:name="path-a--auto-bootstrap-recommended"/>
     <w:p>
       <w:pPr>
         <w:pStyle w:val="Heading3"/>
@@ -1121,8 +1071,8 @@
         <w:t xml:space="preserve">This is the §33.2-canonical path. Persistent state lives in the anchor file; the file is per-project and per-workdir.</w:t>
       </w:r>
     </w:p>
-    <w:bookmarkEnd w:id="16"/>
-    <w:bookmarkStart w:id="17" w:name="path-b--pre-create-a-session-manually"/>
+    <w:bookmarkEnd w:id="13"/>
+    <w:bookmarkStart w:id="14" w:name="path-b--pre-create-a-session-manually"/>
     <w:p>
       <w:pPr>
         <w:pStyle w:val="Heading3"/>
@@ -1288,9 +1238,9 @@
         <w:t xml:space="preserve">honors this env var if set — it skips the auto-bootstrap and uses your provided UUID directly.</w:t>
       </w:r>
     </w:p>
-    <w:bookmarkEnd w:id="17"/>
-    <w:bookmarkEnd w:id="18"/>
-    <w:bookmarkStart w:id="20" w:name="step-4--provide-credentials-to-herald"/>
+    <w:bookmarkEnd w:id="14"/>
+    <w:bookmarkEnd w:id="15"/>
+    <w:bookmarkStart w:id="17" w:name="step-4--provide-credentials-to-herald"/>
     <w:p>
       <w:pPr>
         <w:pStyle w:val="Heading2"/>
@@ -1485,7 +1435,7 @@
       <w:r>
         <w:t xml:space="preserve"> </w:t>
       </w:r>
-      <w:hyperlink r:id="rId19">
+      <w:hyperlink r:id="rId16">
         <w:r>
           <w:rPr>
             <w:rStyle w:val="VerbatimChar"/>
@@ -1527,8 +1477,8 @@
         <w:t xml:space="preserve">. For consistency, follow the same pattern as Telegram credentials.</w:t>
       </w:r>
     </w:p>
-    <w:bookmarkEnd w:id="20"/>
-    <w:bookmarkStart w:id="21" w:name="step-5--verify-dispatch-e18-part-a"/>
+    <w:bookmarkEnd w:id="17"/>
+    <w:bookmarkStart w:id="18" w:name="step-5--verify-dispatch-e18-part-a"/>
     <w:p>
       <w:pPr>
         <w:pStyle w:val="Heading2"/>
@@ -1813,8 +1763,8 @@
         <w:t xml:space="preserve">— it should include the marker template per §33.</w:t>
       </w:r>
     </w:p>
-    <w:bookmarkEnd w:id="21"/>
-    <w:bookmarkStart w:id="22" w:name="Xc388e5ec4525a81085e054b8418add468affe79"/>
+    <w:bookmarkEnd w:id="18"/>
+    <w:bookmarkStart w:id="19" w:name="Xc388e5ec4525a81085e054b8418add468affe79"/>
     <w:p>
       <w:pPr>
         <w:pStyle w:val="Heading2"/>
@@ -2031,8 +1981,8 @@
         <w:t xml:space="preserve">MUST equal the response's Outcome.</w:t>
       </w:r>
     </w:p>
-    <w:bookmarkEnd w:id="22"/>
-    <w:bookmarkStart w:id="24" w:name="X8ce0bbea39e10f96522ae2cb6a4e097230bf37d"/>
+    <w:bookmarkEnd w:id="19"/>
+    <w:bookmarkStart w:id="21" w:name="X8ce0bbea39e10f96522ae2cb6a4e097230bf37d"/>
     <w:p>
       <w:pPr>
         <w:pStyle w:val="Heading2"/>
@@ -2083,7 +2033,7 @@
       <w:r>
         <w:t xml:space="preserve"> </w:t>
       </w:r>
-      <w:hyperlink r:id="rId23">
+      <w:hyperlink r:id="rId20">
         <w:r>
           <w:rPr>
             <w:rStyle w:val="VerbatimChar"/>
@@ -2148,8 +2098,8 @@
         <w:t xml:space="preserve">§6.</w:t>
       </w:r>
     </w:p>
-    <w:bookmarkEnd w:id="24"/>
-    <w:bookmarkStart w:id="25" w:name="troubleshooting"/>
+    <w:bookmarkEnd w:id="21"/>
+    <w:bookmarkStart w:id="22" w:name="troubleshooting"/>
     <w:p>
       <w:pPr>
         <w:pStyle w:val="Heading2"/>
@@ -2472,8 +2422,8 @@
         <w:t xml:space="preserve">fails for a session that worked before, re-bootstrap.</w:t>
       </w:r>
     </w:p>
-    <w:bookmarkEnd w:id="25"/>
-    <w:bookmarkStart w:id="26" w:name="spec--code-references"/>
+    <w:bookmarkEnd w:id="22"/>
+    <w:bookmarkStart w:id="23" w:name="spec--code-references"/>
     <w:p>
       <w:pPr>
         <w:pStyle w:val="Heading2"/>
@@ -2895,7 +2845,7 @@
       <w:r>
         <w:t xml:space="preserve"> </w:t>
       </w:r>
-      <w:hyperlink r:id="rId19">
+      <w:hyperlink r:id="rId16">
         <w:r>
           <w:rPr>
             <w:rStyle w:val="VerbatimChar"/>
@@ -2912,7 +2862,7 @@
       <w:r>
         <w:t xml:space="preserve"> </w:t>
       </w:r>
-      <w:hyperlink r:id="rId23">
+      <w:hyperlink r:id="rId20">
         <w:r>
           <w:rPr>
             <w:rStyle w:val="VerbatimChar"/>
@@ -2927,8 +2877,8 @@
         <w:t xml:space="preserve">for the messenger half of the vertical slice</w:t>
       </w:r>
     </w:p>
-    <w:bookmarkEnd w:id="26"/>
-    <w:bookmarkEnd w:id="27"/>
+    <w:bookmarkEnd w:id="23"/>
+    <w:bookmarkEnd w:id="24"/>
     <w:sectPr>
       <w:footnotePr>
         <w:numRestart w:val="eachSect"/>

--- a/docs/guides/dispatchers/CLAUDE_CODE.docx
+++ b/docs/guides/dispatchers/CLAUDE_CODE.docx
@@ -10,7 +10,7 @@
         <w:t xml:space="preserve">Herald</w:t>
       </w:r>
     </w:p>
-    <w:bookmarkStart w:id="24" w:name="Xfe66d2769410a2e39ca6fc652a322ea68d3fb14"/>
+    <w:bookmarkStart w:id="26" w:name="Xfe66d2769410a2e39ca6fc652a322ea68d3fb14"/>
     <w:p>
       <w:pPr>
         <w:pStyle w:val="Heading1"/>
@@ -2877,8 +2877,687 @@
         <w:t xml:space="preserve">for the messenger half of the vertical slice</w:t>
       </w:r>
     </w:p>
+    <w:p>
+      <w:r>
+        <w:pict>
+          <v:rect style="width:0;height:1.5pt" o:hralign="center" o:hrstd="t" o:hr="t"/>
+        </w:pict>
+      </w:r>
+    </w:p>
     <w:bookmarkEnd w:id="23"/>
-    <w:bookmarkEnd w:id="24"/>
+    <w:bookmarkStart w:id="25" w:name="sources-verified"/>
+    <w:p>
+      <w:pPr>
+        <w:pStyle w:val="Heading2"/>
+      </w:pPr>
+      <w:r>
+        <w:t xml:space="preserve">Sources verified</w:t>
+      </w:r>
+    </w:p>
+    <w:p>
+      <w:pPr>
+        <w:pStyle w:val="FirstParagraph"/>
+      </w:pPr>
+      <w:r>
+        <w:t xml:space="preserve">Per HelixConstitution §11.4.99 + Herald §108.n (Latest-Source Documentation Cross-Reference Mandate). Every operator-facing instruction in this document was cross-referenced against the LATEST official online documentation of the relevant service before publication.</w:t>
+      </w:r>
+    </w:p>
+    <w:p>
+      <w:pPr>
+        <w:pStyle w:val="BodyText"/>
+      </w:pPr>
+      <w:r>
+        <w:rPr>
+          <w:b/>
+          <w:bCs/>
+        </w:rPr>
+        <w:t xml:space="preserve">Last verified:</w:t>
+      </w:r>
+      <w:r>
+        <w:t xml:space="preserve"> </w:t>
+      </w:r>
+      <w:r>
+        <w:t xml:space="preserve">2026-05-28</w:t>
+      </w:r>
+    </w:p>
+    <w:tbl>
+      <w:tblPr>
+        <w:tblStyle w:val="Table"/>
+        <w:tblW w:type="auto" w:w="0"/>
+        <w:tblLook w:firstRow="1" w:lastRow="0" w:firstColumn="0" w:lastColumn="0" w:noHBand="0" w:noVBand="0" w:val="0020"/>
+      </w:tblPr>
+      <w:tblGrid>
+        <w:gridCol w:w="2640"/>
+        <w:gridCol w:w="2640"/>
+        <w:gridCol w:w="2640"/>
+      </w:tblGrid>
+      <w:tr>
+        <w:trPr>
+          <w:tblHeader w:val="on"/>
+        </w:trPr>
+        <w:tc>
+          <w:tcPr/>
+          <w:p>
+            <w:pPr>
+              <w:pStyle w:val="Compact"/>
+            </w:pPr>
+            <w:r>
+              <w:t xml:space="preserve">Source</w:t>
+            </w:r>
+          </w:p>
+        </w:tc>
+        <w:tc>
+          <w:tcPr/>
+          <w:p>
+            <w:pPr>
+              <w:pStyle w:val="Compact"/>
+            </w:pPr>
+            <w:r>
+              <w:t xml:space="preserve">URL / path</w:t>
+            </w:r>
+          </w:p>
+        </w:tc>
+        <w:tc>
+          <w:tcPr/>
+          <w:p>
+            <w:pPr>
+              <w:pStyle w:val="Compact"/>
+            </w:pPr>
+            <w:r>
+              <w:t xml:space="preserve">Authored / verified</w:t>
+            </w:r>
+          </w:p>
+        </w:tc>
+      </w:tr>
+      <w:tr>
+        <w:tc>
+          <w:tcPr/>
+          <w:p>
+            <w:pPr>
+              <w:pStyle w:val="Compact"/>
+            </w:pPr>
+            <w:r>
+              <w:t xml:space="preserve">Anthropic — Claude Code documentation</w:t>
+            </w:r>
+          </w:p>
+        </w:tc>
+        <w:tc>
+          <w:tcPr/>
+          <w:p>
+            <w:pPr>
+              <w:pStyle w:val="Compact"/>
+            </w:pPr>
+            <w:hyperlink r:id="rId24">
+              <w:r>
+                <w:rPr>
+                  <w:rStyle w:val="Hyperlink"/>
+                </w:rPr>
+                <w:t xml:space="preserve">https://docs.anthropic.com/claude-code</w:t>
+              </w:r>
+            </w:hyperlink>
+          </w:p>
+        </w:tc>
+        <w:tc>
+          <w:tcPr/>
+          <w:p>
+            <w:pPr>
+              <w:pStyle w:val="Compact"/>
+            </w:pPr>
+            <w:r>
+              <w:t xml:space="preserve">Step 1 (Claude Code install via npm + Node.js 18+ requirement;</w:t>
+            </w:r>
+            <w:r>
+              <w:t xml:space="preserve"> </w:t>
+            </w:r>
+            <w:r>
+              <w:rPr>
+                <w:rStyle w:val="VerbatimChar"/>
+              </w:rPr>
+              <w:t xml:space="preserve">claude --version</w:t>
+            </w:r>
+            <w:r>
+              <w:t xml:space="preserve"> </w:t>
+            </w:r>
+            <w:r>
+              <w:t xml:space="preserve">verification); Step 3 Path A (</w:t>
+            </w:r>
+            <w:r>
+              <w:rPr>
+                <w:rStyle w:val="VerbatimChar"/>
+              </w:rPr>
+              <w:t xml:space="preserve">claude --print</w:t>
+            </w:r>
+            <w:r>
+              <w:t xml:space="preserve"> </w:t>
+            </w:r>
+            <w:r>
+              <w:t xml:space="preserve">session-bootstrap behaviour returning a fresh session UUID in stdout); Step 3 Path B (</w:t>
+            </w:r>
+            <w:r>
+              <w:rPr>
+                <w:rStyle w:val="VerbatimChar"/>
+              </w:rPr>
+              <w:t xml:space="preserve">claude --resume &lt;UUID&gt;</w:t>
+            </w:r>
+            <w:r>
+              <w:t xml:space="preserve"> </w:t>
+            </w:r>
+            <w:r>
+              <w:t xml:space="preserve">semantics); Step 5 (</w:t>
+            </w:r>
+            <w:r>
+              <w:rPr>
+                <w:rStyle w:val="VerbatimChar"/>
+              </w:rPr>
+              <w:t xml:space="preserve">claude --resume &lt;UUID&gt; --print &lt;prompt&gt;</w:t>
+            </w:r>
+            <w:r>
+              <w:t xml:space="preserve"> </w:t>
+            </w:r>
+            <w:r>
+              <w:t xml:space="preserve">non-interactive batch mode); the</w:t>
+            </w:r>
+            <w:r>
+              <w:t xml:space="preserve"> </w:t>
+            </w:r>
+            <w:r>
+              <w:rPr>
+                <w:rStyle w:val="VerbatimChar"/>
+              </w:rPr>
+              <w:t xml:space="preserve">HERALD_CLAUDE_BIN</w:t>
+            </w:r>
+            <w:r>
+              <w:t xml:space="preserve"> </w:t>
+            </w:r>
+            <w:r>
+              <w:t xml:space="preserve">PATH-lookup default.</w:t>
+            </w:r>
+          </w:p>
+        </w:tc>
+      </w:tr>
+      <w:tr>
+        <w:tc>
+          <w:tcPr/>
+          <w:p>
+            <w:pPr>
+              <w:pStyle w:val="Compact"/>
+            </w:pPr>
+            <w:r>
+              <w:t xml:space="preserve">Anthropic — Claude Code session model</w:t>
+            </w:r>
+          </w:p>
+        </w:tc>
+        <w:tc>
+          <w:tcPr/>
+          <w:p>
+            <w:pPr>
+              <w:pStyle w:val="Compact"/>
+            </w:pPr>
+            <w:hyperlink r:id="rId24">
+              <w:r>
+                <w:rPr>
+                  <w:rStyle w:val="Hyperlink"/>
+                </w:rPr>
+                <w:t xml:space="preserve">https://docs.anthropic.com/claude-code</w:t>
+              </w:r>
+            </w:hyperlink>
+            <w:r>
+              <w:t xml:space="preserve"> </w:t>
+            </w:r>
+            <w:r>
+              <w:t xml:space="preserve">(sessions reference)</w:t>
+            </w:r>
+          </w:p>
+        </w:tc>
+        <w:tc>
+          <w:tcPr/>
+          <w:p>
+            <w:pPr>
+              <w:pStyle w:val="Compact"/>
+            </w:pPr>
+            <w:r>
+              <w:t xml:space="preserve">The session-UUID format (</w:t>
+            </w:r>
+            <w:r>
+              <w:rPr>
+                <w:rStyle w:val="VerbatimChar"/>
+              </w:rPr>
+              <w:t xml:space="preserve">3e67dcd3-c66f-4687-b936-562191437310</w:t>
+            </w:r>
+            <w:r>
+              <w:t xml:space="preserve">); the anchor-file pattern (single line containing the UUID) is Herald-specific, not Anthropic-specified — Herald's invention per spec §33.2; the</w:t>
+            </w:r>
+            <w:r>
+              <w:t xml:space="preserve"> </w:t>
+            </w:r>
+            <w:r>
+              <w:rPr>
+                <w:rStyle w:val="VerbatimChar"/>
+              </w:rPr>
+              <w:t xml:space="preserve">--resume</w:t>
+            </w:r>
+            <w:r>
+              <w:t xml:space="preserve"> </w:t>
+            </w:r>
+            <w:r>
+              <w:t xml:space="preserve">invocation contract.</w:t>
+            </w:r>
+          </w:p>
+        </w:tc>
+      </w:tr>
+      <w:tr>
+        <w:tc>
+          <w:tcPr/>
+          <w:p>
+            <w:pPr>
+              <w:pStyle w:val="Compact"/>
+            </w:pPr>
+            <w:r>
+              <w:t xml:space="preserve">Herald spec V3 §33 + §33.2 + §33.3</w:t>
+            </w:r>
+          </w:p>
+        </w:tc>
+        <w:tc>
+          <w:tcPr/>
+          <w:p>
+            <w:pPr>
+              <w:pStyle w:val="Compact"/>
+            </w:pPr>
+            <w:r>
+              <w:rPr>
+                <w:rStyle w:val="VerbatimChar"/>
+              </w:rPr>
+              <w:t xml:space="preserve">docs/specs/mvp/specification.V3.md</w:t>
+            </w:r>
+          </w:p>
+        </w:tc>
+        <w:tc>
+          <w:tcPr/>
+          <w:p>
+            <w:pPr>
+              <w:pStyle w:val="Compact"/>
+            </w:pPr>
+            <w:r>
+              <w:t xml:space="preserve">The §33.2 session-resolution algorithm (anchor-file at</w:t>
+            </w:r>
+            <w:r>
+              <w:t xml:space="preserve"> </w:t>
+            </w:r>
+            <w:r>
+              <w:rPr>
+                <w:rStyle w:val="VerbatimChar"/>
+              </w:rPr>
+              <w:t xml:space="preserve">&lt;workdir&gt;/.herald/claude-code/sessions/&lt;project&gt;.session</w:t>
+            </w:r>
+            <w:r>
+              <w:t xml:space="preserve">); the §33.3 envelope +</w:t>
+            </w:r>
+            <w:r>
+              <w:t xml:space="preserve"> </w:t>
+            </w:r>
+            <w:r>
+              <w:rPr>
+                <w:rStyle w:val="VerbatimChar"/>
+              </w:rPr>
+              <w:t xml:space="preserve">&lt;&lt;&lt;HERALD-REPLY&gt;&gt;&gt;</w:t>
+            </w:r>
+            <w:r>
+              <w:t xml:space="preserve"> </w:t>
+            </w:r>
+            <w:r>
+              <w:t xml:space="preserve">marker contract; the</w:t>
+            </w:r>
+            <w:r>
+              <w:t xml:space="preserve"> </w:t>
+            </w:r>
+            <w:r>
+              <w:rPr>
+                <w:rStyle w:val="VerbatimChar"/>
+              </w:rPr>
+              <w:t xml:space="preserve">Outcome</w:t>
+            </w:r>
+            <w:r>
+              <w:t xml:space="preserve"> </w:t>
+            </w:r>
+            <w:r>
+              <w:t xml:space="preserve">+</w:t>
+            </w:r>
+            <w:r>
+              <w:t xml:space="preserve"> </w:t>
+            </w:r>
+            <w:r>
+              <w:rPr>
+                <w:rStyle w:val="VerbatimChar"/>
+              </w:rPr>
+              <w:t xml:space="preserve">Summary</w:t>
+            </w:r>
+            <w:r>
+              <w:t xml:space="preserve"> </w:t>
+            </w:r>
+            <w:r>
+              <w:t xml:space="preserve">fields the §107 anti-bluff guard asserts non-empty.</w:t>
+            </w:r>
+          </w:p>
+        </w:tc>
+      </w:tr>
+      <w:tr>
+        <w:tc>
+          <w:tcPr/>
+          <w:p>
+            <w:pPr>
+              <w:pStyle w:val="Compact"/>
+            </w:pPr>
+            <w:r>
+              <w:t xml:space="preserve">HelixConstitution §11.4.98 — Full-Automation mandate</w:t>
+            </w:r>
+          </w:p>
+        </w:tc>
+        <w:tc>
+          <w:tcPr/>
+          <w:p>
+            <w:pPr>
+              <w:pStyle w:val="Compact"/>
+            </w:pPr>
+            <w:r>
+              <w:rPr>
+                <w:rStyle w:val="VerbatimChar"/>
+              </w:rPr>
+              <w:t xml:space="preserve">&lt;parent&gt;/constitution/Constitution.md</w:t>
+            </w:r>
+            <w:r>
+              <w:t xml:space="preserve"> </w:t>
+            </w:r>
+            <w:r>
+              <w:t xml:space="preserve">§11.4.98 (HelixConstitution commit</w:t>
+            </w:r>
+            <w:r>
+              <w:t xml:space="preserve"> </w:t>
+            </w:r>
+            <w:r>
+              <w:rPr>
+                <w:rStyle w:val="VerbatimChar"/>
+              </w:rPr>
+              <w:t xml:space="preserve">c640947</w:t>
+            </w:r>
+            <w:r>
+              <w:t xml:space="preserve">)</w:t>
+            </w:r>
+          </w:p>
+        </w:tc>
+        <w:tc>
+          <w:tcPr/>
+          <w:p>
+            <w:pPr>
+              <w:pStyle w:val="Compact"/>
+            </w:pPr>
+            <w:r>
+              <w:t xml:space="preserve">Step 3 Path A "auto-bootstrap (recommended)" — this is the §11.4.98 / §108.m fully-automatable session-resolution path; the Path-B manual-UUID model is restricted to one-time diagnostic use because operator-driven UUIDs during test execution violate §11.4.98 (no manual intervention during test runs).</w:t>
+            </w:r>
+          </w:p>
+        </w:tc>
+      </w:tr>
+      <w:tr>
+        <w:tc>
+          <w:tcPr/>
+          <w:p>
+            <w:pPr>
+              <w:pStyle w:val="Compact"/>
+            </w:pPr>
+            <w:r>
+              <w:t xml:space="preserve">Empirical Herald operator testing 2026-05-28</w:t>
+            </w:r>
+          </w:p>
+        </w:tc>
+        <w:tc>
+          <w:tcPr/>
+          <w:p>
+            <w:pPr>
+              <w:pStyle w:val="Compact"/>
+            </w:pPr>
+            <w:r>
+              <w:rPr>
+                <w:rStyle w:val="VerbatimChar"/>
+              </w:rPr>
+              <w:t xml:space="preserve">docs/qa/HRD-LIVE-20260528T082128Z/</w:t>
+            </w:r>
+          </w:p>
+        </w:tc>
+        <w:tc>
+          <w:tcPr/>
+          <w:p>
+            <w:pPr>
+              <w:pStyle w:val="Compact"/>
+            </w:pPr>
+            <w:r>
+              <w:t xml:space="preserve">Step 5 expected output (~20-30s for cold-start</w:t>
+            </w:r>
+            <w:r>
+              <w:t xml:space="preserve"> </w:t>
+            </w:r>
+            <w:r>
+              <w:rPr>
+                <w:rStyle w:val="VerbatimChar"/>
+              </w:rPr>
+              <w:t xml:space="preserve">TestDispatch_LiveClaudeInvocation</w:t>
+            </w:r>
+            <w:r>
+              <w:t xml:space="preserve"> </w:t>
+            </w:r>
+            <w:r>
+              <w:t xml:space="preserve">PASS); Step 6 expected output (~30-40s for</w:t>
+            </w:r>
+            <w:r>
+              <w:t xml:space="preserve"> </w:t>
+            </w:r>
+            <w:r>
+              <w:rPr>
+                <w:rStyle w:val="VerbatimChar"/>
+              </w:rPr>
+              <w:t xml:space="preserve">TestDispatch_PersistsSessionState</w:t>
+            </w:r>
+            <w:r>
+              <w:t xml:space="preserve"> </w:t>
+            </w:r>
+            <w:r>
+              <w:t xml:space="preserve">with container boot); HRD-012 Fixed-with-live-evidence status.</w:t>
+            </w:r>
+          </w:p>
+        </w:tc>
+      </w:tr>
+      <w:tr>
+        <w:tc>
+          <w:tcPr/>
+          <w:p>
+            <w:pPr>
+              <w:pStyle w:val="Compact"/>
+            </w:pPr>
+            <w:r>
+              <w:t xml:space="preserve">HelixConstitution §11.4.99 (this document's authority)</w:t>
+            </w:r>
+          </w:p>
+        </w:tc>
+        <w:tc>
+          <w:tcPr/>
+          <w:p>
+            <w:pPr>
+              <w:pStyle w:val="Compact"/>
+            </w:pPr>
+            <w:r>
+              <w:rPr>
+                <w:rStyle w:val="VerbatimChar"/>
+              </w:rPr>
+              <w:t xml:space="preserve">&lt;parent&gt;/constitution/Constitution.md</w:t>
+            </w:r>
+            <w:r>
+              <w:t xml:space="preserve"> </w:t>
+            </w:r>
+            <w:r>
+              <w:t xml:space="preserve">§11.4.99 (HelixConstitution commit</w:t>
+            </w:r>
+            <w:r>
+              <w:t xml:space="preserve"> </w:t>
+            </w:r>
+            <w:r>
+              <w:rPr>
+                <w:rStyle w:val="VerbatimChar"/>
+              </w:rPr>
+              <w:t xml:space="preserve">c640947</w:t>
+            </w:r>
+            <w:r>
+              <w:t xml:space="preserve">)</w:t>
+            </w:r>
+          </w:p>
+        </w:tc>
+        <w:tc>
+          <w:tcPr/>
+          <w:p>
+            <w:pPr>
+              <w:pStyle w:val="Compact"/>
+            </w:pPr>
+            <w:r>
+              <w:t xml:space="preserve">This footer pattern + 6-month cadence.</w:t>
+            </w:r>
+          </w:p>
+        </w:tc>
+      </w:tr>
+    </w:tbl>
+    <w:p>
+      <w:pPr>
+        <w:pStyle w:val="BodyText"/>
+      </w:pPr>
+      <w:r>
+        <w:rPr>
+          <w:b/>
+          <w:bCs/>
+        </w:rPr>
+        <w:t xml:space="preserve">Re-verification cadence (per §11.4.99 (C)):</w:t>
+      </w:r>
+      <w:r>
+        <w:t xml:space="preserve"> </w:t>
+      </w:r>
+      <w:r>
+        <w:t xml:space="preserve">Claude Code is NOT currently classified as a risk-service in Herald §108.n (D) — the dispatcher's external surface is a CLI binary owned by the operator, not an account that faces anti-abuse-system bans; revocation is governed by Anthropic's standard API-key lifecycle.</w:t>
+      </w:r>
+      <w:r>
+        <w:t xml:space="preserve"> </w:t>
+      </w:r>
+      <w:r>
+        <w:rPr>
+          <w:b/>
+          <w:bCs/>
+        </w:rPr>
+        <w:t xml:space="preserve">180-day max staleness</w:t>
+      </w:r>
+      <w:r>
+        <w:t xml:space="preserve">, next re-verification due</w:t>
+      </w:r>
+      <w:r>
+        <w:t xml:space="preserve"> </w:t>
+      </w:r>
+      <w:r>
+        <w:rPr>
+          <w:b/>
+          <w:bCs/>
+        </w:rPr>
+        <w:t xml:space="preserve">2026-11-24</w:t>
+      </w:r>
+      <w:r>
+        <w:t xml:space="preserve">. Re-verify earlier on: Anthropic publishes a Claude Code breaking change (CLI flag rename, session-format change,</w:t>
+      </w:r>
+      <w:r>
+        <w:t xml:space="preserve"> </w:t>
+      </w:r>
+      <w:r>
+        <w:rPr>
+          <w:rStyle w:val="VerbatimChar"/>
+        </w:rPr>
+        <w:t xml:space="preserve">--resume</w:t>
+      </w:r>
+      <w:r>
+        <w:t xml:space="preserve"> </w:t>
+      </w:r>
+      <w:r>
+        <w:t xml:space="preserve">semantic change), operator-error reports, Herald vN.0.0 release boundary.</w:t>
+      </w:r>
+      <w:r>
+        <w:t xml:space="preserve"> </w:t>
+      </w:r>
+      <w:r>
+        <w:rPr>
+          <w:b/>
+          <w:bCs/>
+        </w:rPr>
+        <w:t xml:space="preserve">If Anthropic publishes new model versions or upgrades the Opus pin</w:t>
+      </w:r>
+      <w:r>
+        <w:t xml:space="preserve"> </w:t>
+      </w:r>
+      <w:r>
+        <w:t xml:space="preserve">(currently</w:t>
+      </w:r>
+      <w:r>
+        <w:t xml:space="preserve"> </w:t>
+      </w:r>
+      <w:r>
+        <w:rPr>
+          <w:rStyle w:val="VerbatimChar"/>
+        </w:rPr>
+        <w:t xml:space="preserve">claude-opus-4-7</w:t>
+      </w:r>
+      <w:r>
+        <w:t xml:space="preserve"> </w:t>
+      </w:r>
+      <w:r>
+        <w:t xml:space="preserve">per Herald spec §33.7), confirm the</w:t>
+      </w:r>
+      <w:r>
+        <w:t xml:space="preserve"> </w:t>
+      </w:r>
+      <w:r>
+        <w:rPr>
+          <w:rStyle w:val="VerbatimChar"/>
+        </w:rPr>
+        <w:t xml:space="preserve">--model</w:t>
+      </w:r>
+      <w:r>
+        <w:t xml:space="preserve"> </w:t>
+      </w:r>
+      <w:r>
+        <w:t xml:space="preserve">argv form has not changed.</w:t>
+      </w:r>
+    </w:p>
+    <w:p>
+      <w:pPr>
+        <w:pStyle w:val="BodyText"/>
+      </w:pPr>
+      <w:r>
+        <w:rPr>
+          <w:b/>
+          <w:bCs/>
+        </w:rPr>
+        <w:t xml:space="preserve">Caveat on Node.js compatibility.</w:t>
+      </w:r>
+      <w:r>
+        <w:t xml:space="preserve"> </w:t>
+      </w:r>
+      <w:r>
+        <w:t xml:space="preserve">Step 1 troubleshooting notes a known incompatibility between codegraph 0.8+ on Node 25.x and</w:t>
+      </w:r>
+      <w:r>
+        <w:t xml:space="preserve"> </w:t>
+      </w:r>
+      <w:r>
+        <w:rPr>
+          <w:rStyle w:val="VerbatimChar"/>
+        </w:rPr>
+        <w:t xml:space="preserve">claude --version</w:t>
+      </w:r>
+      <w:r>
+        <w:t xml:space="preserve">; codegraph 0.6.8 was verified working as of 2026-05-22. Re-test Node compatibility on next re-verification — newer codegraph releases may have resolved this.</w:t>
+      </w:r>
+    </w:p>
+    <w:bookmarkEnd w:id="25"/>
+    <w:bookmarkEnd w:id="26"/>
     <w:sectPr>
       <w:footnotePr>
         <w:numRestart w:val="eachSect"/>

--- a/docs/guides/dispatchers/CLAUDE_CODE.docx
+++ b/docs/guides/dispatchers/CLAUDE_CODE.docx
@@ -3167,7 +3167,7 @@
               <w:rPr>
                 <w:rStyle w:val="VerbatimChar"/>
               </w:rPr>
-              <w:t xml:space="preserve">docs/specs/mvp/specification.V3.md</w:t>
+              <w:t xml:space="preserve">docs/specs/mvp/specification.V4.md</w:t>
             </w:r>
           </w:p>
         </w:tc>
